--- a/output/StartPad_Techne_Partnership_Proposal.docx
+++ b/output/StartPad_Techne_Partnership_Proposal.docx
@@ -46,10 +46,10 @@
     </w:p>
     <w:p>
       <w:pPr>
-        <w:spacing w:before="40" w:after="200"/>
         <w:pBdr>
           <w:bottom w:val="single" w:sz="8" w:color="101E2E"/>
         </w:pBdr>
+        <w:spacing w:before="40" w:after="200"/>
       </w:pPr>
     </w:p>
     <w:p>
@@ -194,10 +194,10 @@
     </w:p>
     <w:p>
       <w:pPr>
-        <w:spacing w:before="40" w:after="240"/>
         <w:pBdr>
           <w:bottom w:val="single" w:sz="6" w:color="D9DBD3"/>
         </w:pBdr>
+        <w:spacing w:before="40" w:after="240"/>
       </w:pPr>
     </w:p>
     <w:p>
@@ -790,10 +790,10 @@
     </w:p>
     <w:p>
       <w:pPr>
-        <w:spacing w:before="40" w:after="160"/>
         <w:pBdr>
           <w:bottom w:val="single" w:sz="6" w:color="D9DBD3"/>
         </w:pBdr>
+        <w:spacing w:before="40" w:after="160"/>
       </w:pPr>
     </w:p>
     <w:p>
@@ -971,10 +971,10 @@
     </w:p>
     <w:p>
       <w:pPr>
-        <w:spacing w:before="40" w:after="200"/>
         <w:pBdr>
           <w:bottom w:val="single" w:sz="6" w:color="D9DBD3"/>
         </w:pBdr>
+        <w:spacing w:before="40" w:after="200"/>
       </w:pPr>
     </w:p>
     <w:p>
